--- a/content-src/docx/R G 2000 09 16 Maupin Night Listener.docx
+++ b/content-src/docx/R G 2000 09 16 Maupin Night Listener.docx
@@ -41,7 +41,7 @@
     </w:p>
     <w:p>
       <w:r>
-        <w:t xml:space="preserve">In his latest novel, The Night Listener, Gabriel Noone, the narrator, is a writer of short stories for a late-night radio show. As he explains early on, “my characters were a motley but loveable bunch, people caught in the supreme joke of modern life who were forced to survive by making families of their friends. The show eventually became a cult hit... while this fulfilled me hugely as a storyteller, it left me feeling illegitimate as a writer, as if I’d broken into the Temple of Literature through some unlocked basement window.”</w:t>
+        <w:t xml:space="preserve">In his latest novel, The Night Listener, Gabriel Noone, the narrator, is a writer of short stories for a late-night radio show. As he explains early on, “my characters were a motley but loveable bunch, people caught in the supreme joke of modern life who were forced to survive by making families of their friends. The show eventually became a cult hit… while this fulfilled me hugely as a storyteller, it left me feeling illegitimate as a writer, as if I’d broken into the Temple of Literature through some unlocked basement window.”</w:t>
       </w:r>
     </w:p>
     <w:p>
